--- a/review/F8-修订稿v5.docx
+++ b/review/F8-修订稿v5.docx
@@ -5045,7 +5045,7 @@
           <w:sz w:val="21"/>
           <w:szCs w:val="21"/>
         </w:rPr>
-        <w:t>，以及财政、能源、文旅等部门公开发布的统计资料。为统一指标标准化的参照尺度，本文选取西藏历年常住人口、全国农村与城镇居民人均可支配收入及《西藏自治区“十四五”时期生态环境保护规划》等相关数据作为外部参考。13项主体指标及外部参考数据均依据公开资料整理或直接计算，其中，用于人均化与相对全国水平处理的三项辅助基础序列见附表A2，附表A1—A4列示其他相关数据及计算结果。</w:t>
+        <w:t>，以及财政、能源、文旅等部门公开发布的统计资料。为统一指标标准化的参照尺度，本文选取西藏历年常住人口、全国农村与城镇居民人均可支配收入及《西藏自治区“十四五”时期生态环境保护规划》等相关数据作为外部参考。13项主体指标及外部参考数据均依据公开资料整理或直接计算，其中，用于人均化与相对全国水平处理的三项辅助基础序列见附表A2，附表A1—A8列示其他相关数据及计算结果。</w:t>
       </w:r>
     </w:p>
     <w:p>

--- a/review/F8-修订稿v5.docx
+++ b/review/F8-修订稿v5.docx
@@ -119,7 +119,7 @@
           <w:sz w:val="21"/>
           <w:szCs w:val="21"/>
         </w:rPr>
-        <w:t>摘　要：西藏同时承担国家生态安全屏障、边疆安全屏障和高原经济高质量发展先行区建设等多重战略功能，以经济绩效为主的通用评价框架难以完整反映其功能达成。本文以新时代党的治藏方略“四件大事”为学理起点，构建“安全—发展—生态”三元评价框架，把安全提升为独立子系统。测度采用固定基准标准化与失衡惩罚型协调指数（MPI），时段为2016—2025年。结果表明：三个子系统综合指数总体上升，MPI协调指数由0.393升至0.754；相对短板呈阶段性转换，2016—2017年为生态，2018—2022年为发展，2023—2025年生态跃居首位而安全改善趋缓。与沿用同一指标集的线性加总对照指数相比，两者走势高度相关，但三元框架能识别前者不易揭示的短板转移。本文的增量在于评价框架与区域战略功能的适配及其短板诊断，而非新的聚合算法。</w:t>
+        <w:t>摘　要：西藏同时承担国家生态安全屏障、边疆安全屏障和高原经济高质量发展先行区建设等多重战略功能，以经济绩效为主的通用评价框架难以完整反映其功能达成。本文以新时代党的治藏方略“四件大事”为学理起点，构建“安全—发展—生态”三元评价框架，把安全提升为独立子系统，采用固定基准标准化与失衡惩罚型协调指数（MPI），测度2016—2025年西藏的三元协调状态。结果表明：三个子系统综合指数总体上升，MPI协调指数由0.393升至0.754；相对短板呈阶段性转换，2016—2017年为生态，2018—2022年为发展，2023—2025年生态跃居首位而安全改善趋缓。本文的增量在于评价框架与区域战略功能的适配及其短板诊断，而非新的聚合算法。</w:t>
       </w:r>
     </w:p>
     <w:p>
@@ -5045,7 +5045,7 @@
           <w:sz w:val="21"/>
           <w:szCs w:val="21"/>
         </w:rPr>
-        <w:t>，以及财政、能源、文旅等部门公开发布的统计资料。为统一指标标准化的参照尺度，本文选取西藏历年常住人口、全国农村与城镇居民人均可支配收入及《西藏自治区“十四五”时期生态环境保护规划》等相关数据作为外部参考。13项主体指标及外部参考数据均依据公开资料整理或直接计算，其中，用于人均化与相对全国水平处理的三项辅助基础序列见附表A2，附表A1—A8列示其他相关数据及计算结果。</w:t>
+        <w:t>，以及财政、能源、文旅等部门公开发布的统计资料。为统一指标标准化的参照尺度，本文选取西藏历年常住人口、全国农村与城镇居民人均可支配收入及《西藏自治区“十四五”时期生态环境保护规划》等相关数据作为外部参考。13项主体指标及外部参考数据均依据公开资料整理或直接计算，其中，用于人均化与相对全国水平处理的三项辅助基础序列见附表A2，附表A1—A4列示其他相关数据及计算结果。</w:t>
       </w:r>
     </w:p>
     <w:p>

--- a/review/F8-修订稿v5.docx
+++ b/review/F8-修订稿v5.docx
@@ -523,7 +523,7 @@
           <w:sz w:val="21"/>
           <w:szCs w:val="21"/>
         </w:rPr>
-        <w:t>高质量发展评价的量化研究已经形成较为成熟的范式。自师博与任保平、李金昌等确立基本框架以来</w:t>
+        <w:t>高质量发展评价的量化研究已形成相对稳定的分析框架。自师博与任保平、李金昌等确立基本框架以来</w:t>
       </w:r>
       <w:r>
         <w:rPr>
@@ -605,7 +605,7 @@
           <w:sz w:val="21"/>
           <w:szCs w:val="21"/>
         </w:rPr>
-        <w:t>。两支文献指向同一个判断：评价基准应当随评价对象所承担的功能而调整，不应默认一套普适的尺度。这也是本文重新界定西藏评价基准的一般性学理依据。</w:t>
+        <w:t>。上述两个视角指向同一判断：评价基准应当随评价对象所承担的功能而调整，不应默认一套普适的尺度。这也是本文重新界定西藏评价基准的一般性学理依据。</w:t>
       </w:r>
     </w:p>
     <w:p>
@@ -765,7 +765,7 @@
           <w:sz w:val="21"/>
           <w:szCs w:val="21"/>
         </w:rPr>
-        <w:t>。不过，国内多数区域评价仍以加权求和或传统耦合协调度为主，两者都默认各维度之间可以相互补偿；非补偿性方法也较少与功能理论相衔接，后者恰恰能够解释“为何必须非补偿”。</w:t>
+        <w:t>。不过，国内多数区域评价仍以加权求和或传统耦合协调度为主，两者都默认各维度之间可以相互补偿；非补偿性方法也较少与功能理论相衔接，后者恰恰能够解释“为何不应完全补偿”。</w:t>
       </w:r>
     </w:p>
     <w:p>
